--- a/Prise en main du metier de testeur/ISTQB_M8.docx
+++ b/Prise en main du metier de testeur/ISTQB_M8.docx
@@ -169,7 +169,7 @@
         </w:p>
         <w:p>
           <w:pPr>
-            <w:pStyle w:val="TM2"/>
+            <w:pStyle w:val="TM1"/>
             <w:tabs>
               <w:tab w:val="right" w:leader="dot" w:pos="9062"/>
             </w:tabs>
@@ -188,13 +188,13 @@
           <w:r>
             <w:fldChar w:fldCharType="separate"/>
           </w:r>
-          <w:hyperlink w:anchor="_Toc230679305" w:history="1">
+          <w:hyperlink w:anchor="_Toc234563748" w:history="1">
             <w:r>
               <w:rPr>
                 <w:rStyle w:val="Lienhypertexte"/>
                 <w:noProof/>
               </w:rPr>
-              <w:t>Exemples « d’Algo » dans la vie de tous les jours</w:t>
+              <w:t>Qu’est-ce que l’ISTQB</w:t>
             </w:r>
             <w:r>
               <w:rPr>
@@ -215,7 +215,7 @@
                 <w:noProof/>
                 <w:webHidden/>
               </w:rPr>
-              <w:instrText xml:space="preserve"> PAGEREF _Toc230679305 \h </w:instrText>
+              <w:instrText xml:space="preserve"> PAGEREF _Toc234563748 \h </w:instrText>
             </w:r>
             <w:r>
               <w:rPr>
@@ -258,13 +258,13 @@
               <w:lang w:eastAsia="fr-FR"/>
             </w:rPr>
           </w:pPr>
-          <w:hyperlink w:anchor="_Toc230679306" w:history="1">
+          <w:hyperlink w:anchor="_Toc234563749" w:history="1">
             <w:r>
               <w:rPr>
                 <w:rStyle w:val="Lienhypertexte"/>
                 <w:noProof/>
               </w:rPr>
-              <w:t>Définition et objectif de l’algorithmique</w:t>
+              <w:t>Les certification ISTQB</w:t>
             </w:r>
             <w:r>
               <w:rPr>
@@ -285,7 +285,7 @@
                 <w:noProof/>
                 <w:webHidden/>
               </w:rPr>
-              <w:instrText xml:space="preserve"> PAGEREF _Toc230679306 \h </w:instrText>
+              <w:instrText xml:space="preserve"> PAGEREF _Toc234563749 \h </w:instrText>
             </w:r>
             <w:r>
               <w:rPr>
@@ -305,7 +305,7 @@
                 <w:noProof/>
                 <w:webHidden/>
               </w:rPr>
-              <w:t>5</w:t>
+              <w:t>3</w:t>
             </w:r>
             <w:r>
               <w:rPr>
@@ -328,13 +328,13 @@
               <w:lang w:eastAsia="fr-FR"/>
             </w:rPr>
           </w:pPr>
-          <w:hyperlink w:anchor="_Toc230679307" w:history="1">
+          <w:hyperlink w:anchor="_Toc234563750" w:history="1">
             <w:r>
               <w:rPr>
                 <w:rStyle w:val="Lienhypertexte"/>
                 <w:noProof/>
               </w:rPr>
-              <w:t>Buts de l’algorithmique</w:t>
+              <w:t>La certification ISTQB Certifiesd Tester foundation V4</w:t>
             </w:r>
             <w:r>
               <w:rPr>
@@ -355,7 +355,7 @@
                 <w:noProof/>
                 <w:webHidden/>
               </w:rPr>
-              <w:instrText xml:space="preserve"> PAGEREF _Toc230679307 \h </w:instrText>
+              <w:instrText xml:space="preserve"> PAGEREF _Toc234563750 \h </w:instrText>
             </w:r>
             <w:r>
               <w:rPr>
@@ -375,7 +375,7 @@
                 <w:noProof/>
                 <w:webHidden/>
               </w:rPr>
-              <w:t>5</w:t>
+              <w:t>4</w:t>
             </w:r>
             <w:r>
               <w:rPr>
@@ -388,7 +388,7 @@
         </w:p>
         <w:p>
           <w:pPr>
-            <w:pStyle w:val="TM1"/>
+            <w:pStyle w:val="TM2"/>
             <w:tabs>
               <w:tab w:val="right" w:leader="dot" w:pos="9062"/>
             </w:tabs>
@@ -398,13 +398,13 @@
               <w:lang w:eastAsia="fr-FR"/>
             </w:rPr>
           </w:pPr>
-          <w:hyperlink w:anchor="_Toc230679308" w:history="1">
+          <w:hyperlink w:anchor="_Toc234563751" w:history="1">
             <w:r>
               <w:rPr>
                 <w:rStyle w:val="Lienhypertexte"/>
                 <w:noProof/>
               </w:rPr>
-              <w:t>Pourquoi l’algorithmique</w:t>
+              <w:t>Préparer la certification</w:t>
             </w:r>
             <w:r>
               <w:rPr>
@@ -425,7 +425,7 @@
                 <w:noProof/>
                 <w:webHidden/>
               </w:rPr>
-              <w:instrText xml:space="preserve"> PAGEREF _Toc230679308 \h </w:instrText>
+              <w:instrText xml:space="preserve"> PAGEREF _Toc234563751 \h </w:instrText>
             </w:r>
             <w:r>
               <w:rPr>
@@ -445,7 +445,7 @@
                 <w:noProof/>
                 <w:webHidden/>
               </w:rPr>
-              <w:t>6</w:t>
+              <w:t>4</w:t>
             </w:r>
             <w:r>
               <w:rPr>
@@ -540,10 +540,12 @@
       <w:pPr>
         <w:pStyle w:val="Titre1"/>
       </w:pPr>
+      <w:bookmarkStart w:id="0" w:name="_Toc234563748"/>
       <w:r>
         <w:lastRenderedPageBreak/>
         <w:t>Qu’est-ce que l’ISTQB</w:t>
       </w:r>
+      <w:bookmarkEnd w:id="0"/>
     </w:p>
     <w:p>
       <w:r>
@@ -589,9 +591,11 @@
       <w:pPr>
         <w:pStyle w:val="Titre1"/>
       </w:pPr>
+      <w:bookmarkStart w:id="1" w:name="_Toc234563749"/>
       <w:r>
         <w:t>Les certification ISTQB</w:t>
       </w:r>
+      <w:bookmarkEnd w:id="1"/>
     </w:p>
     <w:p>
       <w:r>
@@ -640,10 +644,12 @@
       <w:pPr>
         <w:pStyle w:val="Titre1"/>
       </w:pPr>
+      <w:bookmarkStart w:id="2" w:name="_Toc234563750"/>
       <w:r>
         <w:lastRenderedPageBreak/>
         <w:t>La certification ISTQB Certifiesd Tester foundation V4</w:t>
       </w:r>
+      <w:bookmarkEnd w:id="2"/>
     </w:p>
     <w:p>
       <w:r>
@@ -689,9 +695,11 @@
       <w:pPr>
         <w:pStyle w:val="Titre2"/>
       </w:pPr>
+      <w:bookmarkStart w:id="3" w:name="_Toc234563751"/>
       <w:r>
         <w:t>Préparer la certification</w:t>
       </w:r>
+      <w:bookmarkEnd w:id="3"/>
     </w:p>
     <w:p>
       <w:r>
